--- a/Session_Report_Vol3_Sukta29-32.docx
+++ b/Session_Report_Vol3_Sukta29-32.docx
@@ -28,7 +28,7 @@
         </w:p>
       </w:sdtContent>
     </w:sdt>
-    <w:bookmarkStart w:id="29" w:name="X715e18aacf7cf681fa1b0d7ab965418567a77b7"/>
+    <w:bookmarkStart w:id="31" w:name="X715e18aacf7cf681fa1b0d7ab965418567a77b7"/>
     <w:p>
       <w:pPr>
         <w:pStyle w:val="Heading1"/>
@@ -2406,8 +2406,570 @@
         <w:t xml:space="preserve">Progress notes and commit messages must say honestly which pages were and were not viewed.</w:t>
       </w:r>
     </w:p>
+    <w:p>
+      <w:r>
+        <w:pict>
+          <v:rect style="width:0;height:1.5pt" o:hralign="center" o:hrstd="t" o:hr="t"/>
+        </w:pict>
+      </w:r>
+    </w:p>
     <w:bookmarkEnd w:id="28"/>
+    <w:bookmarkStart w:id="29" w:name="X0c2048b22e290982c61e510904c79e4f1e0ad30"/>
+    <w:p>
+      <w:pPr>
+        <w:pStyle w:val="Heading2"/>
+      </w:pPr>
+      <w:r>
+        <w:t xml:space="preserve">9. Addendum — events after the first version of this report</w:t>
+      </w:r>
+    </w:p>
+    <w:p>
+      <w:pPr>
+        <w:numPr>
+          <w:ilvl w:val="0"/>
+          <w:numId w:val="1007"/>
+        </w:numPr>
+        <w:pStyle w:val="Compact"/>
+      </w:pPr>
+      <w:r>
+        <w:rPr>
+          <w:bCs/>
+          <w:b/>
+        </w:rPr>
+        <w:t xml:space="preserve">Push problems and how they were resolved.</w:t>
+      </w:r>
+      <w:r>
+        <w:t xml:space="preserve"> </w:t>
+      </w:r>
+      <w:r>
+        <w:t xml:space="preserve">The first push was rejected because the remote branch had moved on (other sessions’ Volume 4–11 work and edits to Volumes 1–2). I merged</w:t>
+      </w:r>
+      <w:r>
+        <w:t xml:space="preserve"> </w:t>
+      </w:r>
+      <w:r>
+        <w:rPr>
+          <w:rStyle w:val="VerbatimChar"/>
+        </w:rPr>
+        <w:t xml:space="preserve">origin/claude/modest-ptolemy-9efv8s</w:t>
+      </w:r>
+      <w:r>
+        <w:t xml:space="preserve"> </w:t>
+      </w:r>
+      <w:r>
+        <w:t xml:space="preserve">twice.</w:t>
+      </w:r>
+      <w:r>
+        <w:t xml:space="preserve"> </w:t>
+      </w:r>
+      <w:r>
+        <w:rPr>
+          <w:rStyle w:val="VerbatimChar"/>
+        </w:rPr>
+        <w:t xml:space="preserve">CLAUDE.md</w:t>
+      </w:r>
+      <w:r>
+        <w:t xml:space="preserve"> </w:t>
+      </w:r>
+      <w:r>
+        <w:t xml:space="preserve">conflicted: I kept the remote’s rewritten version and added only the Volume 3 warning. The Volume 3</w:t>
+      </w:r>
+      <w:r>
+        <w:t xml:space="preserve"> </w:t>
+      </w:r>
+      <w:r>
+        <w:rPr>
+          <w:rStyle w:val="VerbatimChar"/>
+        </w:rPr>
+        <w:t xml:space="preserve">.md</w:t>
+      </w:r>
+      <w:r>
+        <w:t xml:space="preserve"> </w:t>
+      </w:r>
+      <w:r>
+        <w:t xml:space="preserve">merged cleanly; the</w:t>
+      </w:r>
+      <w:r>
+        <w:t xml:space="preserve"> </w:t>
+      </w:r>
+      <w:r>
+        <w:rPr>
+          <w:rStyle w:val="VerbatimChar"/>
+        </w:rPr>
+        <w:t xml:space="preserve">.docx</w:t>
+      </w:r>
+      <w:r>
+        <w:t xml:space="preserve"> </w:t>
+      </w:r>
+      <w:r>
+        <w:t xml:space="preserve">was rebuilt from it with</w:t>
+      </w:r>
+      <w:r>
+        <w:t xml:space="preserve"> </w:t>
+      </w:r>
+      <w:r>
+        <w:rPr>
+          <w:rStyle w:val="VerbatimChar"/>
+        </w:rPr>
+        <w:t xml:space="preserve">pandoc -f markdown-yaml_metadata_block</w:t>
+      </w:r>
+      <w:r>
+        <w:t xml:space="preserve">.</w:t>
+      </w:r>
+    </w:p>
+    <w:p>
+      <w:pPr>
+        <w:numPr>
+          <w:ilvl w:val="0"/>
+          <w:numId w:val="1007"/>
+        </w:numPr>
+        <w:pStyle w:val="Compact"/>
+      </w:pPr>
+      <w:r>
+        <w:rPr>
+          <w:bCs/>
+          <w:b/>
+        </w:rPr>
+        <w:t xml:space="preserve">Git LFS side effect.</w:t>
+      </w:r>
+      <w:r>
+        <w:t xml:space="preserve"> </w:t>
+      </w:r>
+      <w:r>
+        <w:t xml:space="preserve">On this machine</w:t>
+      </w:r>
+      <w:r>
+        <w:t xml:space="preserve"> </w:t>
+      </w:r>
+      <w:r>
+        <w:rPr>
+          <w:rStyle w:val="VerbatimChar"/>
+        </w:rPr>
+        <w:t xml:space="preserve">git add -A</w:t>
+      </w:r>
+      <w:r>
+        <w:t xml:space="preserve"> </w:t>
+      </w:r>
+      <w:r>
+        <w:t xml:space="preserve">converted the remote’s real</w:t>
+      </w:r>
+      <w:r>
+        <w:t xml:space="preserve"> </w:t>
+      </w:r>
+      <w:r>
+        <w:rPr>
+          <w:rStyle w:val="VerbatimChar"/>
+        </w:rPr>
+        <w:t xml:space="preserve">Rigveda_Samhita_Vol8_English_Translation.pdf</w:t>
+      </w:r>
+      <w:r>
+        <w:t xml:space="preserve"> </w:t>
+      </w:r>
+      <w:r>
+        <w:t xml:space="preserve">and</w:t>
+      </w:r>
+      <w:r>
+        <w:t xml:space="preserve"> </w:t>
+      </w:r>
+      <w:r>
+        <w:rPr>
+          <w:rStyle w:val="VerbatimChar"/>
+        </w:rPr>
+        <w:t xml:space="preserve">…Vol9_English_Translation.pdf</w:t>
+      </w:r>
+      <w:r>
+        <w:t xml:space="preserve"> </w:t>
+      </w:r>
+      <w:r>
+        <w:t xml:space="preserve">into LFS pointers; the remote then refused the push (GH008, unknown LFS objects) and</w:t>
+      </w:r>
+      <w:r>
+        <w:t xml:space="preserve"> </w:t>
+      </w:r>
+      <w:r>
+        <w:rPr>
+          <w:rStyle w:val="VerbatimChar"/>
+        </w:rPr>
+        <w:t xml:space="preserve">lfs.github.com</w:t>
+      </w:r>
+      <w:r>
+        <w:t xml:space="preserve"> </w:t>
+      </w:r>
+      <w:r>
+        <w:t xml:space="preserve">is blocked by the egress proxy. Fix: I restored the two files to the remote’s blobs, squashed my local merge commits into</w:t>
+      </w:r>
+      <w:r>
+        <w:t xml:space="preserve"> </w:t>
+      </w:r>
+      <w:r>
+        <w:rPr>
+          <w:bCs/>
+          <w:b/>
+        </w:rPr>
+        <w:t xml:space="preserve">one commit</w:t>
+      </w:r>
+      <w:r>
+        <w:t xml:space="preserve"> </w:t>
+      </w:r>
+      <w:r>
+        <w:t xml:space="preserve">on top of the remote tip (</w:t>
+      </w:r>
+      <w:r>
+        <w:rPr>
+          <w:rStyle w:val="VerbatimChar"/>
+        </w:rPr>
+        <w:t xml:space="preserve">b7832ce</w:t>
+      </w:r>
+      <w:r>
+        <w:t xml:space="preserve">), and pushed with</w:t>
+      </w:r>
+      <w:r>
+        <w:t xml:space="preserve"> </w:t>
+      </w:r>
+      <w:r>
+        <w:rPr>
+          <w:rStyle w:val="VerbatimChar"/>
+        </w:rPr>
+        <w:t xml:space="preserve">GIT_LFS_SKIP_PUSH=1</w:t>
+      </w:r>
+      <w:r>
+        <w:t xml:space="preserve">. The final diff against the remote touches only</w:t>
+      </w:r>
+      <w:r>
+        <w:t xml:space="preserve"> </w:t>
+      </w:r>
+      <w:r>
+        <w:rPr>
+          <w:rStyle w:val="VerbatimChar"/>
+        </w:rPr>
+        <w:t xml:space="preserve">CLAUDE.md</w:t>
+      </w:r>
+      <w:r>
+        <w:t xml:space="preserve">, the Volume 3</w:t>
+      </w:r>
+      <w:r>
+        <w:t xml:space="preserve"> </w:t>
+      </w:r>
+      <w:r>
+        <w:rPr>
+          <w:rStyle w:val="VerbatimChar"/>
+        </w:rPr>
+        <w:t xml:space="preserve">.md</w:t>
+      </w:r>
+      <w:r>
+        <w:t xml:space="preserve">/</w:t>
+      </w:r>
+      <w:r>
+        <w:rPr>
+          <w:rStyle w:val="VerbatimChar"/>
+        </w:rPr>
+        <w:t xml:space="preserve">.docx</w:t>
+      </w:r>
+      <w:r>
+        <w:t xml:space="preserve"> </w:t>
+      </w:r>
+      <w:r>
+        <w:t xml:space="preserve">and the two session-report files.</w:t>
+      </w:r>
+    </w:p>
+    <w:p>
+      <w:pPr>
+        <w:numPr>
+          <w:ilvl w:val="0"/>
+          <w:numId w:val="1007"/>
+        </w:numPr>
+        <w:pStyle w:val="Compact"/>
+      </w:pPr>
+      <w:r>
+        <w:rPr>
+          <w:bCs/>
+          <w:b/>
+        </w:rPr>
+        <w:t xml:space="preserve">Stop-hook</w:t>
+      </w:r>
+      <w:r>
+        <w:rPr>
+          <w:bCs/>
+          <w:b/>
+        </w:rPr>
+        <w:t xml:space="preserve"> </w:t>
+      </w:r>
+      <w:r>
+        <w:rPr>
+          <w:bCs/>
+          <w:b/>
+        </w:rPr>
+        <w:t xml:space="preserve">“</w:t>
+      </w:r>
+      <w:r>
+        <w:rPr>
+          <w:bCs/>
+          <w:b/>
+        </w:rPr>
+        <w:t xml:space="preserve">uncommitted changes</w:t>
+      </w:r>
+      <w:r>
+        <w:rPr>
+          <w:bCs/>
+          <w:b/>
+        </w:rPr>
+        <w:t xml:space="preserve">”</w:t>
+      </w:r>
+      <w:r>
+        <w:rPr>
+          <w:bCs/>
+          <w:b/>
+        </w:rPr>
+        <w:t xml:space="preserve">.</w:t>
+      </w:r>
+      <w:r>
+        <w:t xml:space="preserve"> </w:t>
+      </w:r>
+      <w:r>
+        <w:t xml:space="preserve">The hook was reacting to those two PDFs showing as modified (the local LFS filter again). I did</w:t>
+      </w:r>
+      <w:r>
+        <w:t xml:space="preserve"> </w:t>
+      </w:r>
+      <w:r>
+        <w:rPr>
+          <w:bCs/>
+          <w:b/>
+        </w:rPr>
+        <w:t xml:space="preserve">not</w:t>
+      </w:r>
+      <w:r>
+        <w:t xml:space="preserve"> </w:t>
+      </w:r>
+      <w:r>
+        <w:t xml:space="preserve">commit them (that would re-break the remote); I marked them</w:t>
+      </w:r>
+      <w:r>
+        <w:t xml:space="preserve"> </w:t>
+      </w:r>
+      <w:r>
+        <w:rPr>
+          <w:rStyle w:val="VerbatimChar"/>
+        </w:rPr>
+        <w:t xml:space="preserve">git update-index --assume-unchanged</w:t>
+      </w:r>
+      <w:r>
+        <w:t xml:space="preserve"> </w:t>
+      </w:r>
+      <w:r>
+        <w:t xml:space="preserve">locally. The branch is clean and level with the remote.</w:t>
+      </w:r>
+    </w:p>
+    <w:p>
+      <w:pPr>
+        <w:numPr>
+          <w:ilvl w:val="0"/>
+          <w:numId w:val="1007"/>
+        </w:numPr>
+        <w:pStyle w:val="Compact"/>
+      </w:pPr>
+      <w:r>
+        <w:rPr>
+          <w:bCs/>
+          <w:b/>
+        </w:rPr>
+        <w:t xml:space="preserve">Practical warning for future sessions:</w:t>
+      </w:r>
+      <w:r>
+        <w:t xml:space="preserve"> </w:t>
+      </w:r>
+      <w:r>
+        <w:t xml:space="preserve">do not run</w:t>
+      </w:r>
+      <w:r>
+        <w:t xml:space="preserve"> </w:t>
+      </w:r>
+      <w:r>
+        <w:rPr>
+          <w:rStyle w:val="VerbatimChar"/>
+        </w:rPr>
+        <w:t xml:space="preserve">git add -A</w:t>
+      </w:r>
+      <w:r>
+        <w:t xml:space="preserve"> </w:t>
+      </w:r>
+      <w:r>
+        <w:t xml:space="preserve">blindly in this repo; add files by name. If a push is rejected for LFS objects, check</w:t>
+      </w:r>
+      <w:r>
+        <w:t xml:space="preserve"> </w:t>
+      </w:r>
+      <w:r>
+        <w:rPr>
+          <w:rStyle w:val="VerbatimChar"/>
+        </w:rPr>
+        <w:t xml:space="preserve">git diff --stat origin/&lt;branch&gt; HEAD</w:t>
+      </w:r>
+      <w:r>
+        <w:t xml:space="preserve"> </w:t>
+      </w:r>
+      <w:r>
+        <w:t xml:space="preserve">for PDF files that became ~130-byte pointers.</w:t>
+      </w:r>
+    </w:p>
+    <w:p>
+      <w:pPr>
+        <w:numPr>
+          <w:ilvl w:val="0"/>
+          <w:numId w:val="1007"/>
+        </w:numPr>
+        <w:pStyle w:val="Compact"/>
+      </w:pPr>
+      <w:r>
+        <w:rPr>
+          <w:bCs/>
+          <w:b/>
+        </w:rPr>
+        <w:t xml:space="preserve">Not audited:</w:t>
+      </w:r>
+      <w:r>
+        <w:t xml:space="preserve"> </w:t>
+      </w:r>
+      <w:r>
+        <w:t xml:space="preserve">Sūktas 26–28 and the rest of the other volumes were not checked for the same image-failure problem. The transcript for this session is at</w:t>
+      </w:r>
+      <w:r>
+        <w:t xml:space="preserve"> </w:t>
+      </w:r>
+      <w:r>
+        <w:rPr>
+          <w:rStyle w:val="VerbatimChar"/>
+        </w:rPr>
+        <w:t xml:space="preserve">/root/.claude/projects/-home-user-rik-translation/7c8258d9-ed33-5b92-9cea-2933f02ae549.jsonl</w:t>
+      </w:r>
+      <w:r>
+        <w:t xml:space="preserve">.</w:t>
+      </w:r>
+    </w:p>
+    <w:p>
+      <w:pPr>
+        <w:numPr>
+          <w:ilvl w:val="0"/>
+          <w:numId w:val="1007"/>
+        </w:numPr>
+        <w:pStyle w:val="Compact"/>
+      </w:pPr>
+      <w:r>
+        <w:rPr>
+          <w:bCs/>
+          <w:b/>
+        </w:rPr>
+        <w:t xml:space="preserve">Project instructions changed under me.</w:t>
+      </w:r>
+      <w:r>
+        <w:t xml:space="preserve"> </w:t>
+      </w:r>
+      <w:r>
+        <w:t xml:space="preserve">The re-read</w:t>
+      </w:r>
+      <w:r>
+        <w:t xml:space="preserve"> </w:t>
+      </w:r>
+      <w:r>
+        <w:rPr>
+          <w:rStyle w:val="VerbatimChar"/>
+        </w:rPr>
+        <w:t xml:space="preserve">CLAUDE.md</w:t>
+      </w:r>
+      <w:r>
+        <w:t xml:space="preserve"> </w:t>
+      </w:r>
+      <w:r>
+        <w:t xml:space="preserve">now describes a larger project (Volumes 1–11, Kannada text deliverable, Volume 11+ cost-saving rules). Volume 3’s files are marked</w:t>
+      </w:r>
+      <w:r>
+        <w:t xml:space="preserve"> </w:t>
+      </w:r>
+      <w:r>
+        <w:t xml:space="preserve">“</w:t>
+      </w:r>
+      <w:r>
+        <w:t xml:space="preserve">closed</w:t>
+      </w:r>
+      <w:r>
+        <w:t xml:space="preserve">”</w:t>
+      </w:r>
+      <w:r>
+        <w:t xml:space="preserve"> </w:t>
+      </w:r>
+      <w:r>
+        <w:t xml:space="preserve">for Volumes 1–7 in that file; the Volume 3 redo recommended in §7 therefore needs your explicit go-ahead before anyone edits or appends to the Volume 3</w:t>
+      </w:r>
+      <w:r>
+        <w:t xml:space="preserve"> </w:t>
+      </w:r>
+      <w:r>
+        <w:rPr>
+          <w:rStyle w:val="VerbatimChar"/>
+        </w:rPr>
+        <w:t xml:space="preserve">.md</w:t>
+      </w:r>
+      <w:r>
+        <w:t xml:space="preserve"> </w:t>
+      </w:r>
+      <w:r>
+        <w:t xml:space="preserve">again.</w:t>
+      </w:r>
+    </w:p>
     <w:bookmarkEnd w:id="29"/>
+    <w:bookmarkStart w:id="30" w:name="decision-needed-from-you"/>
+    <w:p>
+      <w:pPr>
+        <w:pStyle w:val="Heading2"/>
+      </w:pPr>
+      <w:r>
+        <w:t xml:space="preserve">10. Decision needed from you</w:t>
+      </w:r>
+    </w:p>
+    <w:p>
+      <w:pPr>
+        <w:numPr>
+          <w:ilvl w:val="0"/>
+          <w:numId w:val="1008"/>
+        </w:numPr>
+        <w:pStyle w:val="Compact"/>
+      </w:pPr>
+      <w:r>
+        <w:t xml:space="preserve">Shall I redo Sūkta 29 Riks 6–7 and Sūkta 30 from the page images (PDF 467–532) and append a superseding block to the Volume 3</w:t>
+      </w:r>
+      <w:r>
+        <w:t xml:space="preserve"> </w:t>
+      </w:r>
+      <w:r>
+        <w:rPr>
+          <w:rStyle w:val="VerbatimChar"/>
+        </w:rPr>
+        <w:t xml:space="preserve">.md</w:t>
+      </w:r>
+      <w:r>
+        <w:t xml:space="preserve">, given that Volume 3 is listed among the</w:t>
+      </w:r>
+      <w:r>
+        <w:t xml:space="preserve"> </w:t>
+      </w:r>
+      <w:r>
+        <w:t xml:space="preserve">“</w:t>
+      </w:r>
+      <w:r>
+        <w:t xml:space="preserve">closed</w:t>
+      </w:r>
+      <w:r>
+        <w:t xml:space="preserve">”</w:t>
+      </w:r>
+      <w:r>
+        <w:t xml:space="preserve"> </w:t>
+      </w:r>
+      <w:r>
+        <w:t xml:space="preserve">files? (Recommended: yes, in a fresh session, starting only after confirming that page images load.)</w:t>
+      </w:r>
+    </w:p>
+    <w:bookmarkEnd w:id="30"/>
+    <w:bookmarkEnd w:id="31"/>
     <w:sectPr/>
   </w:body>
 </w:document>
@@ -2748,6 +3310,39 @@
     </w:lvlOverride>
   </w:num>
   <w:num w:numId="1006">
+    <w:abstractNumId w:val="991"/>
+  </w:num>
+  <w:num w:numId="1007">
+    <w:abstractNumId w:val="99411"/>
+    <w:lvlOverride w:ilvl="0">
+      <w:startOverride w:val="1"/>
+    </w:lvlOverride>
+    <w:lvlOverride w:ilvl="1">
+      <w:startOverride w:val="1"/>
+    </w:lvlOverride>
+    <w:lvlOverride w:ilvl="2">
+      <w:startOverride w:val="1"/>
+    </w:lvlOverride>
+    <w:lvlOverride w:ilvl="3">
+      <w:startOverride w:val="1"/>
+    </w:lvlOverride>
+    <w:lvlOverride w:ilvl="4">
+      <w:startOverride w:val="1"/>
+    </w:lvlOverride>
+    <w:lvlOverride w:ilvl="5">
+      <w:startOverride w:val="1"/>
+    </w:lvlOverride>
+    <w:lvlOverride w:ilvl="6">
+      <w:startOverride w:val="1"/>
+    </w:lvlOverride>
+    <w:lvlOverride w:ilvl="7">
+      <w:startOverride w:val="1"/>
+    </w:lvlOverride>
+    <w:lvlOverride w:ilvl="8">
+      <w:startOverride w:val="1"/>
+    </w:lvlOverride>
+  </w:num>
+  <w:num w:numId="1008">
     <w:abstractNumId w:val="991"/>
   </w:num>
 </w:numbering>

--- a/Session_Report_Vol3_Sukta29-32.docx
+++ b/Session_Report_Vol3_Sukta29-32.docx
@@ -2,33 +2,7 @@
 <file path=word/document.xml><?xml version="1.0" encoding="utf-8"?>
 <w:document xmlns:w="http://schemas.openxmlformats.org/wordprocessingml/2006/main" xmlns:m="http://schemas.openxmlformats.org/officeDocument/2006/math" xmlns:r="http://schemas.openxmlformats.org/officeDocument/2006/relationships" xmlns:o="urn:schemas-microsoft-com:office:office" xmlns:v="urn:schemas-microsoft-com:vml" xmlns:w10="urn:schemas-microsoft-com:office:word" xmlns:a="http://schemas.openxmlformats.org/drawingml/2006/main" xmlns:pic="http://schemas.openxmlformats.org/drawingml/2006/picture" xmlns:wp="http://schemas.openxmlformats.org/drawingml/2006/wordprocessingDrawing">
   <w:body>
-    <w:sdt>
-      <w:sdtPr>
-        <w:docPartObj>
-          <w:docPartGallery w:val="Table of Contents"/>
-          <w:docPartUnique/>
-        </w:docPartObj>
-      </w:sdtPr>
-      <w:sdtContent>
-        <w:p>
-          <w:pPr>
-            <w:pStyle w:val="TOCHeading"/>
-          </w:pPr>
-          <w:r>
-            <w:t xml:space="preserve">Table of Contents</w:t>
-          </w:r>
-        </w:p>
-        <w:p>
-          <w:r>
-            <w:fldChar w:fldCharType="begin" w:dirty="true"/>
-            <w:instrText xml:space="preserve">TOC \o "1-2" \h \z \u</w:instrText>
-            <w:fldChar w:fldCharType="separate"/>
-            <w:fldChar w:fldCharType="end"/>
-          </w:r>
-        </w:p>
-      </w:sdtContent>
-    </w:sdt>
-    <w:bookmarkStart w:id="31" w:name="X715e18aacf7cf681fa1b0d7ab965418567a77b7"/>
+    <w:bookmarkStart w:id="32" w:name="X715e18aacf7cf681fa1b0d7ab965418567a77b7"/>
     <w:p>
       <w:pPr>
         <w:pStyle w:val="Heading1"/>
@@ -2969,7 +2943,71 @@
       </w:r>
     </w:p>
     <w:bookmarkEnd w:id="30"/>
+    <w:bookmarkStart w:id="31" w:name="update-the-redo-was-done"/>
+    <w:p>
+      <w:pPr>
+        <w:pStyle w:val="Heading2"/>
+      </w:pPr>
+      <w:r>
+        <w:t xml:space="preserve">11. Update — the redo was done</w:t>
+      </w:r>
+    </w:p>
+    <w:p>
+      <w:pPr>
+        <w:pStyle w:val="FirstParagraph"/>
+      </w:pPr>
+      <w:r>
+        <w:t xml:space="preserve">Sūkta 29 Riks 6–7 and all of Sūkta 30 (pp. 452–517) were redone from the page images (PDF 467–532; every image loaded). The new text is appended as the block</w:t>
+      </w:r>
+      <w:r>
+        <w:t xml:space="preserve"> </w:t>
+      </w:r>
+      <w:r>
+        <w:t xml:space="preserve">“</w:t>
+      </w:r>
+      <w:r>
+        <w:t xml:space="preserve">SUPERSEDING REDO</w:t>
+      </w:r>
+      <w:r>
+        <w:t xml:space="preserve">”</w:t>
+      </w:r>
+      <w:r>
+        <w:t xml:space="preserve"> </w:t>
+      </w:r>
+      <w:r>
+        <w:t xml:space="preserve">near the end of</w:t>
+      </w:r>
+      <w:r>
+        <w:t xml:space="preserve"> </w:t>
+      </w:r>
+      <w:r>
+        <w:rPr>
+          <w:rStyle w:val="VerbatimChar"/>
+        </w:rPr>
+        <w:t xml:space="preserve">Rigveda_Samhita_Vol3_English_Translation.md</w:t>
+      </w:r>
+      <w:r>
+        <w:t xml:space="preserve">; the old unverified text remains above it, marked superseded. IAST layers were added by script; the .docx was rebuilt (205,123 Devanagari characters = .md). Remaining from §7: restore the omitted</w:t>
+      </w:r>
+      <w:r>
+        <w:t xml:space="preserve"> </w:t>
+      </w:r>
+      <w:r>
+        <w:rPr>
+          <w:iCs/>
+          <w:i/>
+        </w:rPr>
+        <w:t xml:space="preserve">anāhitāgni</w:t>
+      </w:r>
+      <w:r>
+        <w:t xml:space="preserve"> </w:t>
+      </w:r>
+      <w:r>
+        <w:t xml:space="preserve">note (Sūkta 31, p. 576); zoom-read numerals; contents-table correction; expert review.</w:t>
+      </w:r>
+    </w:p>
     <w:bookmarkEnd w:id="31"/>
+    <w:bookmarkEnd w:id="32"/>
     <w:sectPr/>
   </w:body>
 </w:document>

--- a/Session_Report_Vol3_Sukta29-32.docx
+++ b/Session_Report_Vol3_Sukta29-32.docx
@@ -2,7 +2,7 @@
 <file path=word/document.xml><?xml version="1.0" encoding="utf-8"?>
 <w:document xmlns:w="http://schemas.openxmlformats.org/wordprocessingml/2006/main" xmlns:m="http://schemas.openxmlformats.org/officeDocument/2006/math" xmlns:r="http://schemas.openxmlformats.org/officeDocument/2006/relationships" xmlns:o="urn:schemas-microsoft-com:office:office" xmlns:v="urn:schemas-microsoft-com:vml" xmlns:w10="urn:schemas-microsoft-com:office:word" xmlns:a="http://schemas.openxmlformats.org/drawingml/2006/main" xmlns:pic="http://schemas.openxmlformats.org/drawingml/2006/picture" xmlns:wp="http://schemas.openxmlformats.org/drawingml/2006/wordprocessingDrawing">
   <w:body>
-    <w:bookmarkStart w:id="32" w:name="X715e18aacf7cf681fa1b0d7ab965418567a77b7"/>
+    <w:bookmarkStart w:id="33" w:name="X715e18aacf7cf681fa1b0d7ab965418567a77b7"/>
     <w:p>
       <w:pPr>
         <w:pStyle w:val="Heading1"/>
@@ -3007,7 +3007,41 @@
       </w:r>
     </w:p>
     <w:bookmarkEnd w:id="31"/>
+    <w:bookmarkStart w:id="32" w:name="update"/>
+    <w:p>
+      <w:pPr>
+        <w:pStyle w:val="Heading2"/>
+      </w:pPr>
+      <w:r>
+        <w:t xml:space="preserve">12. Update</w:t>
+      </w:r>
+    </w:p>
+    <w:p>
+      <w:pPr>
+        <w:pStyle w:val="FirstParagraph"/>
+      </w:pPr>
+      <w:r>
+        <w:t xml:space="preserve">The omitted</w:t>
+      </w:r>
+      <w:r>
+        <w:t xml:space="preserve"> </w:t>
+      </w:r>
+      <w:r>
+        <w:rPr>
+          <w:iCs/>
+          <w:i/>
+        </w:rPr>
+        <w:t xml:space="preserve">anāhitāgni</w:t>
+      </w:r>
+      <w:r>
+        <w:t xml:space="preserve"> </w:t>
+      </w:r>
+      <w:r>
+        <w:t xml:space="preserve">note (Sūkta 31, p. 576) has been restored as a block near the end of the Volume 3 .md, from the page image.</w:t>
+      </w:r>
+    </w:p>
     <w:bookmarkEnd w:id="32"/>
+    <w:bookmarkEnd w:id="33"/>
     <w:sectPr/>
   </w:body>
 </w:document>
